--- a/결과물_공통2_2과/출고_FurtherReading/혼공독해교재_공통영어2_YBM(박)_2과FurtherReading_05_정답해설지.docx
+++ b/결과물_공통2_2과/출고_FurtherReading/혼공독해교재_공통영어2_YBM(박)_2과FurtherReading_05_정답해설지.docx
@@ -232,7 +232,7 @@
             <w:keepNext/>
             <w:keepLines/>
             <w:shd w:val="clear" w:color="auto" w:fill="E8EDF7"/>
-            <w:spacing w:before="240" w:after="50" w:line="272" w:lineRule="exact"/>
+            <w:spacing w:before="230" w:after="30" w:line="256" w:lineRule="exact"/>
           </w:pPr>
           <w:r>
             <w:rPr>
@@ -535,7 +535,7 @@
             <w:keepNext/>
             <w:keepLines/>
             <w:shd w:val="clear" w:color="auto" w:fill="E8EDF7"/>
-            <w:spacing w:before="240" w:after="50" w:line="272" w:lineRule="exact"/>
+            <w:spacing w:before="230" w:after="30" w:line="256" w:lineRule="exact"/>
           </w:pPr>
           <w:r>
             <w:rPr>
@@ -854,7 +854,7 @@
             <w:keepNext/>
             <w:keepLines/>
             <w:shd w:val="clear" w:color="auto" w:fill="E8EDF7"/>
-            <w:spacing w:before="240" w:after="50" w:line="272" w:lineRule="exact"/>
+            <w:spacing w:before="230" w:after="30" w:line="256" w:lineRule="exact"/>
           </w:pPr>
           <w:r>
             <w:rPr>
@@ -868,7 +868,7 @@
           <w:pPr>
             <w:keepNext/>
             <w:keepLines/>
-            <w:spacing w:before="30" w:after="40" w:line="276"/>
+            <w:spacing w:before="20" w:after="20" w:line="264"/>
           </w:pPr>
           <w:r>
             <w:rPr>
@@ -892,7 +892,7 @@
           <w:pPr>
             <w:keepNext/>
             <w:keepLines/>
-            <w:spacing w:after="40" w:before="30" w:line="276"/>
+            <w:spacing w:after="20" w:before="20" w:line="264"/>
             <w:ind w:left="170"/>
           </w:pPr>
           <w:r>
@@ -908,7 +908,7 @@
           <w:pPr>
             <w:keepNext/>
             <w:keepLines/>
-            <w:spacing w:before="30" w:after="40" w:line="276"/>
+            <w:spacing w:before="20" w:after="20" w:line="264"/>
             <w:ind w:left="170"/>
           </w:pPr>
           <w:r>
@@ -923,7 +923,7 @@
           <w:pPr>
             <w:keepNext w:val="0"/>
             <w:keepLines/>
-            <w:spacing w:before="30" w:after="40" w:line="276"/>
+            <w:spacing w:before="20" w:after="20" w:line="264"/>
             <w:ind w:left="170"/>
           </w:pPr>
           <w:r>
@@ -953,7 +953,7 @@
           <w:pPr>
             <w:keepNext/>
             <w:keepLines/>
-            <w:spacing w:after="40" w:before="30" w:line="276"/>
+            <w:spacing w:after="20" w:before="20" w:line="264"/>
             <w:ind w:left="170"/>
           </w:pPr>
           <w:r>
@@ -969,7 +969,7 @@
           <w:pPr>
             <w:keepNext w:val="1"/>
             <w:keepLines/>
-            <w:spacing w:after="40" w:before="30" w:line="276"/>
+            <w:spacing w:after="20" w:before="20" w:line="264"/>
             <w:ind w:left="300" w:hanging="130"/>
           </w:pPr>
           <w:r>
@@ -1016,7 +1016,7 @@
           <w:pPr>
             <w:keepNext w:val="1"/>
             <w:keepLines/>
-            <w:spacing w:after="40" w:before="30" w:line="276"/>
+            <w:spacing w:after="20" w:before="20" w:line="264"/>
             <w:ind w:left="300" w:hanging="130"/>
           </w:pPr>
           <w:r>
@@ -1063,7 +1063,7 @@
           <w:pPr>
             <w:keepNext w:val="1"/>
             <w:keepLines/>
-            <w:spacing w:after="40" w:before="30" w:line="276"/>
+            <w:spacing w:after="20" w:before="20" w:line="264"/>
             <w:ind w:left="300" w:hanging="130"/>
           </w:pPr>
           <w:r>
@@ -1110,7 +1110,7 @@
           <w:pPr>
             <w:keepNext w:val="1"/>
             <w:keepLines/>
-            <w:spacing w:after="40" w:before="30" w:line="276"/>
+            <w:spacing w:after="20" w:before="20" w:line="264"/>
             <w:ind w:left="300" w:hanging="130"/>
           </w:pPr>
           <w:r>
@@ -1157,7 +1157,7 @@
           <w:pPr>
             <w:keepNext w:val="0"/>
             <w:keepLines/>
-            <w:spacing w:after="40" w:before="30" w:line="276"/>
+            <w:spacing w:after="20" w:before="20" w:line="264"/>
             <w:ind w:left="300" w:hanging="130"/>
           </w:pPr>
           <w:r>
@@ -1204,7 +1204,7 @@
           <w:pPr>
             <w:keepNext/>
             <w:keepLines/>
-            <w:spacing w:after="40" w:before="30" w:line="276"/>
+            <w:spacing w:after="20" w:before="20" w:line="264"/>
             <w:ind w:left="170"/>
           </w:pPr>
           <w:r>
@@ -1220,7 +1220,7 @@
           <w:pPr>
             <w:keepNext w:val="1"/>
             <w:keepLines/>
-            <w:spacing w:after="40" w:before="30" w:line="276"/>
+            <w:spacing w:after="20" w:before="20" w:line="264"/>
             <w:ind w:left="300" w:hanging="130"/>
           </w:pPr>
           <w:r>
@@ -1252,7 +1252,7 @@
           <w:pPr>
             <w:keepNext w:val="1"/>
             <w:keepLines/>
-            <w:spacing w:after="40" w:before="30" w:line="276"/>
+            <w:spacing w:after="20" w:before="20" w:line="264"/>
             <w:ind w:left="300" w:hanging="130"/>
           </w:pPr>
           <w:r>
@@ -1284,7 +1284,7 @@
           <w:pPr>
             <w:keepNext w:val="1"/>
             <w:keepLines/>
-            <w:spacing w:after="40" w:before="30" w:line="276"/>
+            <w:spacing w:after="20" w:before="20" w:line="264"/>
             <w:ind w:left="300" w:hanging="130"/>
           </w:pPr>
           <w:r>
@@ -1316,7 +1316,7 @@
           <w:pPr>
             <w:keepNext w:val="0"/>
             <w:keepLines/>
-            <w:spacing w:after="40" w:before="30" w:line="276"/>
+            <w:spacing w:after="20" w:before="20" w:line="264"/>
             <w:ind w:left="300" w:hanging="130"/>
           </w:pPr>
           <w:r>
@@ -1349,7 +1349,7 @@
             <w:keepNext/>
             <w:keepLines/>
             <w:shd w:val="clear" w:color="auto" w:fill="E8EDF7"/>
-            <w:spacing w:before="240" w:after="50" w:line="272" w:lineRule="exact"/>
+            <w:spacing w:before="230" w:after="30" w:line="256" w:lineRule="exact"/>
           </w:pPr>
           <w:r>
             <w:rPr>
@@ -1363,7 +1363,7 @@
           <w:pPr>
             <w:keepNext w:val="1"/>
             <w:keepLines/>
-            <w:spacing w:before="30" w:after="40" w:line="276"/>
+            <w:spacing w:before="20" w:after="20" w:line="264"/>
             <w:ind w:left="170"/>
           </w:pPr>
           <w:r>
@@ -1378,7 +1378,7 @@
           <w:pPr>
             <w:keepNext w:val="1"/>
             <w:keepLines/>
-            <w:spacing w:before="30" w:after="40" w:line="276"/>
+            <w:spacing w:before="20" w:after="20" w:line="264"/>
             <w:ind w:left="170"/>
           </w:pPr>
           <w:r>
@@ -1393,7 +1393,7 @@
           <w:pPr>
             <w:keepNext w:val="1"/>
             <w:keepLines/>
-            <w:spacing w:before="30" w:after="40" w:line="276"/>
+            <w:spacing w:before="20" w:after="20" w:line="264"/>
             <w:ind w:left="170"/>
           </w:pPr>
           <w:r>
@@ -1408,7 +1408,7 @@
           <w:pPr>
             <w:keepNext w:val="1"/>
             <w:keepLines/>
-            <w:spacing w:before="30" w:after="40" w:line="276"/>
+            <w:spacing w:before="20" w:after="20" w:line="264"/>
             <w:ind w:left="170"/>
           </w:pPr>
           <w:r>
@@ -1423,7 +1423,7 @@
           <w:pPr>
             <w:keepNext w:val="0"/>
             <w:keepLines/>
-            <w:spacing w:before="30" w:after="40" w:line="276"/>
+            <w:spacing w:before="20" w:after="20" w:line="264"/>
             <w:ind w:left="170"/>
           </w:pPr>
           <w:r>
@@ -1439,7 +1439,7 @@
             <w:keepNext/>
             <w:keepLines/>
             <w:shd w:val="clear" w:color="auto" w:fill="E8EDF7"/>
-            <w:spacing w:before="240" w:after="50" w:line="272" w:lineRule="exact"/>
+            <w:spacing w:before="230" w:after="30" w:line="256" w:lineRule="exact"/>
           </w:pPr>
           <w:r>
             <w:rPr>
@@ -1453,7 +1453,7 @@
           <w:pPr>
             <w:keepNext w:val="1"/>
             <w:keepLines/>
-            <w:spacing w:before="30" w:after="40" w:line="276"/>
+            <w:spacing w:before="20" w:after="20" w:line="264"/>
             <w:ind w:left="170"/>
           </w:pPr>
           <w:r>
@@ -1468,7 +1468,7 @@
           <w:pPr>
             <w:keepNext w:val="0"/>
             <w:keepLines/>
-            <w:spacing w:before="30" w:after="40" w:line="276"/>
+            <w:spacing w:before="20" w:after="20" w:line="264"/>
             <w:ind w:left="170"/>
           </w:pPr>
           <w:r>
@@ -1476,7 +1476,7 @@
               <w:color w:val="000000"/>
               <w:sz w:val="18"/>
             </w:rPr>
-            <w:t xml:space="preserve">2. 기후 변화가 계속되는 것을 고려할 때, 전문가들은 우리가 직면한 상황이 단순히 가끔 찾아오는 가뭄이 아니라 수십 년 동안 이어질 수 있는 심각한 가뭄이라고 경고한다.</w:t>
+            <w:t xml:space="preserve">2. 기후 변화가 계속되는 것을 고려할 때, 전문가들은 우리가 직면한 상황이 단순하고 가끔 찾아오는 가뭄이 아니라 수십 년 동안 이어질 수 있는 심각한 가뭄이라고 경고한다.</w:t>
           </w:r>
         </w:p>
       </w:sdtContent>
